--- a/examples/example_aiml_specialist.docx
+++ b/examples/example_aiml_specialist.docx
@@ -513,7 +513,7 @@
               <w:keepNext w:val="0"/>
             </w:pPr>
             <w:r>
-              <w:t>Deep Learning for Edge Devices (40-hour course)</w:t>
+              <w:t>Deep Learning for Edge Devices</w:t>
             </w:r>
           </w:p>
           <w:p>
@@ -539,7 +539,7 @@
               <w:rPr>
                 <w:color w:val="53606C"/>
               </w:rPr>
-              <w:t>2022</w:t>
+              <w:t>Mar 2022</w:t>
             </w:r>
           </w:p>
           <w:p>
@@ -558,7 +558,7 @@
               <w:keepNext w:val="0"/>
             </w:pPr>
             <w:r>
-              <w:t>Public Procurement and GFR 2017 (5-day programme)</w:t>
+              <w:t>Workshop on Efficient Deep Learning for Embedded Vision</w:t>
             </w:r>
           </w:p>
           <w:p>
@@ -571,7 +571,7 @@
               <w:rPr>
                 <w:i/>
               </w:rPr>
-              <w:t>Example Institute of Public Administration</w:t>
+              <w:t>Example Conference on Instrumentation (ECI 2023)</w:t>
             </w:r>
           </w:p>
           <w:p>
@@ -584,7 +584,142 @@
               <w:rPr>
                 <w:color w:val="53606C"/>
               </w:rPr>
-              <w:t>2019</w:t>
+              <w:t>Dec 2023</w:t>
+            </w:r>
+          </w:p>
+          <w:p>
+            <w:pPr>
+              <w:spacing w:before="0" w:after="0" w:lineRule="exact" w:line="56"/>
+            </w:pPr>
+            <w:r>
+              <w:rPr>
+                <w:sz w:val="2"/>
+              </w:rPr>
+            </w:r>
+          </w:p>
+          <w:p>
+            <w:pPr>
+              <w:pStyle w:val="RISSidebarTitle"/>
+              <w:keepNext w:val="0"/>
+            </w:pPr>
+            <w:r>
+              <w:t>Introduction to Machine Learning (12-week course)</w:t>
+            </w:r>
+          </w:p>
+          <w:p>
+            <w:pPr>
+              <w:pStyle w:val="RISSidebarText"/>
+              <w:keepNext w:val="0"/>
+              <w:spacing w:after="0"/>
+            </w:pPr>
+            <w:r>
+              <w:rPr>
+                <w:i/>
+              </w:rPr>
+              <w:t>Example Online University Consortium</w:t>
+            </w:r>
+          </w:p>
+          <w:p>
+            <w:pPr>
+              <w:pStyle w:val="RISSidebarText"/>
+              <w:keepNext w:val="0"/>
+              <w:spacing w:after="0"/>
+            </w:pPr>
+            <w:r>
+              <w:rPr>
+                <w:color w:val="53606C"/>
+              </w:rPr>
+              <w:t>Oct 2018</w:t>
+            </w:r>
+          </w:p>
+          <w:p>
+            <w:pPr>
+              <w:spacing w:before="0" w:after="0" w:lineRule="exact" w:line="56"/>
+            </w:pPr>
+            <w:r>
+              <w:rPr>
+                <w:sz w:val="2"/>
+              </w:rPr>
+            </w:r>
+          </w:p>
+          <w:p>
+            <w:pPr>
+              <w:pStyle w:val="RISSidebarTitle"/>
+              <w:keepNext w:val="0"/>
+            </w:pPr>
+            <w:r>
+              <w:t>Public Procurement and GFR 2017</w:t>
+            </w:r>
+          </w:p>
+          <w:p>
+            <w:pPr>
+              <w:pStyle w:val="RISSidebarText"/>
+              <w:keepNext w:val="0"/>
+              <w:spacing w:after="0"/>
+            </w:pPr>
+            <w:r>
+              <w:rPr>
+                <w:i/>
+              </w:rPr>
+              <w:t>Example Institute of Public Administration (sponsored by Kestrel Atmospheric Instrumentation Laboratory)</w:t>
+            </w:r>
+          </w:p>
+          <w:p>
+            <w:pPr>
+              <w:pStyle w:val="RISSidebarText"/>
+              <w:keepNext w:val="0"/>
+              <w:spacing w:after="0"/>
+            </w:pPr>
+            <w:r>
+              <w:rPr>
+                <w:color w:val="53606C"/>
+              </w:rPr>
+              <w:t>Nov 2019</w:t>
+            </w:r>
+          </w:p>
+          <w:p>
+            <w:pPr>
+              <w:spacing w:before="0" w:after="0" w:lineRule="exact" w:line="56"/>
+            </w:pPr>
+            <w:r>
+              <w:rPr>
+                <w:sz w:val="2"/>
+              </w:rPr>
+            </w:r>
+          </w:p>
+          <w:p>
+            <w:pPr>
+              <w:pStyle w:val="RISSidebarTitle"/>
+              <w:keepNext w:val="0"/>
+            </w:pPr>
+            <w:r>
+              <w:t>National Seminar on Upper-Air Observing Systems</w:t>
+            </w:r>
+          </w:p>
+          <w:p>
+            <w:pPr>
+              <w:pStyle w:val="RISSidebarText"/>
+              <w:keepNext w:val="0"/>
+              <w:spacing w:after="0"/>
+            </w:pPr>
+            <w:r>
+              <w:rPr>
+                <w:i/>
+              </w:rPr>
+              <w:t>Example Society of Atmospheric Instrumentation</w:t>
+            </w:r>
+          </w:p>
+          <w:p>
+            <w:pPr>
+              <w:pStyle w:val="RISSidebarText"/>
+              <w:keepNext w:val="0"/>
+              <w:spacing w:after="0"/>
+            </w:pPr>
+            <w:r>
+              <w:rPr>
+                <w:color w:val="53606C"/>
+              </w:rPr>
+              <w:t>Aug 2021</w:t>
             </w:r>
           </w:p>
           <w:p>

--- a/examples/example_aiml_specialist.docx
+++ b/examples/example_aiml_specialist.docx
@@ -224,7 +224,7 @@
               <w:keepNext w:val="0"/>
             </w:pPr>
             <w:r>
-              <w:t>Computer vision</w:t>
+              <w:t>Edge AI</w:t>
             </w:r>
           </w:p>
           <w:p>
@@ -233,7 +233,7 @@
               <w:keepNext w:val="0"/>
             </w:pPr>
             <w:r>
-              <w:t>Image super-resolution, Object detection</w:t>
+              <w:t>NVIDIA Jetson deployment</w:t>
             </w:r>
           </w:p>
           <w:p>
@@ -260,24 +260,6 @@
               <w:keepNext w:val="0"/>
             </w:pPr>
             <w:r>
-              <w:t>Edge AI</w:t>
-            </w:r>
-          </w:p>
-          <w:p>
-            <w:pPr>
-              <w:pStyle w:val="RISSidebarText"/>
-              <w:keepNext w:val="0"/>
-            </w:pPr>
-            <w:r>
-              <w:t>NVIDIA Jetson deployment</w:t>
-            </w:r>
-          </w:p>
-          <w:p>
-            <w:pPr>
-              <w:pStyle w:val="RISSidebarTitle"/>
-              <w:keepNext w:val="0"/>
-            </w:pPr>
-            <w:r>
               <w:t>AI / machine learning</w:t>
             </w:r>
           </w:p>
@@ -287,7 +269,25 @@
               <w:keepNext w:val="0"/>
             </w:pPr>
             <w:r>
-              <w:t>Deep learning, PyTorch</w:t>
+              <w:t>PyTorch, Deep learning</w:t>
+            </w:r>
+          </w:p>
+          <w:p>
+            <w:pPr>
+              <w:pStyle w:val="RISSidebarTitle"/>
+              <w:keepNext w:val="0"/>
+            </w:pPr>
+            <w:r>
+              <w:t>IoT</w:t>
+            </w:r>
+          </w:p>
+          <w:p>
+            <w:pPr>
+              <w:pStyle w:val="RISSidebarText"/>
+              <w:keepNext w:val="0"/>
+            </w:pPr>
+            <w:r>
+              <w:t>MQTT and Node-RED, InfluxDB and Grafana</w:t>
             </w:r>
           </w:p>
           <w:p>
@@ -603,7 +603,7 @@
               <w:keepNext w:val="0"/>
             </w:pPr>
             <w:r>
-              <w:t>Introduction to Machine Learning (12-week course)</w:t>
+              <w:t>National Seminar on Upper-Air Observing Systems</w:t>
             </w:r>
           </w:p>
           <w:p>
@@ -616,7 +616,7 @@
               <w:rPr>
                 <w:i/>
               </w:rPr>
-              <w:t>Example Online University Consortium</w:t>
+              <w:t>Example Society of Atmospheric Instrumentation</w:t>
             </w:r>
           </w:p>
           <w:p>
@@ -629,7 +629,52 @@
               <w:rPr>
                 <w:color w:val="53606C"/>
               </w:rPr>
-              <w:t>Oct 2018</w:t>
+              <w:t>Aug 2021</w:t>
+            </w:r>
+          </w:p>
+          <w:p>
+            <w:pPr>
+              <w:spacing w:before="0" w:after="0" w:lineRule="exact" w:line="56"/>
+            </w:pPr>
+            <w:r>
+              <w:rPr>
+                <w:sz w:val="2"/>
+              </w:rPr>
+            </w:r>
+          </w:p>
+          <w:p>
+            <w:pPr>
+              <w:pStyle w:val="RISSidebarTitle"/>
+              <w:keepNext w:val="0"/>
+            </w:pPr>
+            <w:r>
+              <w:t>Mid-Career Training Programme for Scientists</w:t>
+            </w:r>
+          </w:p>
+          <w:p>
+            <w:pPr>
+              <w:pStyle w:val="RISSidebarText"/>
+              <w:keepNext w:val="0"/>
+              <w:spacing w:after="0"/>
+            </w:pPr>
+            <w:r>
+              <w:rPr>
+                <w:i/>
+              </w:rPr>
+              <w:t>Example Institute of Scientific Administration (sponsored by Ministry of Example Sciences)</w:t>
+            </w:r>
+          </w:p>
+          <w:p>
+            <w:pPr>
+              <w:pStyle w:val="RISSidebarText"/>
+              <w:keepNext w:val="0"/>
+              <w:spacing w:after="0"/>
+            </w:pPr>
+            <w:r>
+              <w:rPr>
+                <w:color w:val="53606C"/>
+              </w:rPr>
+              <w:t>Feb 2020</w:t>
             </w:r>
           </w:p>
           <w:p>
@@ -687,51 +732,6 @@
               </w:rPr>
             </w:r>
           </w:p>
-          <w:p>
-            <w:pPr>
-              <w:pStyle w:val="RISSidebarTitle"/>
-              <w:keepNext w:val="0"/>
-            </w:pPr>
-            <w:r>
-              <w:t>National Seminar on Upper-Air Observing Systems</w:t>
-            </w:r>
-          </w:p>
-          <w:p>
-            <w:pPr>
-              <w:pStyle w:val="RISSidebarText"/>
-              <w:keepNext w:val="0"/>
-              <w:spacing w:after="0"/>
-            </w:pPr>
-            <w:r>
-              <w:rPr>
-                <w:i/>
-              </w:rPr>
-              <w:t>Example Society of Atmospheric Instrumentation</w:t>
-            </w:r>
-          </w:p>
-          <w:p>
-            <w:pPr>
-              <w:pStyle w:val="RISSidebarText"/>
-              <w:keepNext w:val="0"/>
-              <w:spacing w:after="0"/>
-            </w:pPr>
-            <w:r>
-              <w:rPr>
-                <w:color w:val="53606C"/>
-              </w:rPr>
-              <w:t>Aug 2021</w:t>
-            </w:r>
-          </w:p>
-          <w:p>
-            <w:pPr>
-              <w:spacing w:before="0" w:after="0" w:lineRule="exact" w:line="56"/>
-            </w:pPr>
-            <w:r>
-              <w:rPr>
-                <w:sz w:val="2"/>
-              </w:rPr>
-            </w:r>
-          </w:p>
         </w:tc>
         <w:tc>
           <w:tcPr>
@@ -762,444 +762,6 @@
             </w:pPr>
             <w:r>
               <w:t>Electronics and avionics engineer with twelve years of airborne-systems integration and qualification testing, followed by ten years leading scientific instrumentation and edge-AI development in government service. Experienced in MIL-STD-1553 test rigs, UAV payload electronics, sensor telemetry, embedded GPU deployment and technical procurement.</w:t>
-            </w:r>
-          </w:p>
-          <w:p>
-            <w:pPr>
-              <w:pStyle w:val="Heading1"/>
-              <w:keepNext w:val="0"/>
-              <w:pBdr>
-                <w:left w:val="single" w:sz="24" w:space="4" w:color="2D3E50"/>
-              </w:pBdr>
-            </w:pPr>
-            <w:r>
-              <w:t>PROFESSIONAL EXPERIENCE</w:t>
-            </w:r>
-          </w:p>
-          <w:p>
-            <w:pPr>
-              <w:pStyle w:val="Heading2"/>
-              <w:keepNext w:val="0"/>
-              <w:tabs>
-                <w:tab w:pos="7018" w:val="right"/>
-              </w:tabs>
-            </w:pPr>
-            <w:r>
-              <w:rPr>
-                <w:b/>
-              </w:rPr>
-              <w:t>Scientist E</w:t>
-            </w:r>
-            <w:r>
-              <w:tab/>
-            </w:r>
-            <w:r>
-              <w:t>Jul 2016 – Present</w:t>
-            </w:r>
-          </w:p>
-          <w:p>
-            <w:pPr>
-              <w:pStyle w:val="RISEntrySub"/>
-              <w:keepNext w:val="0"/>
-            </w:pPr>
-            <w:r>
-              <w:rPr>
-                <w:i/>
-              </w:rPr>
-              <w:t>Upper Air Instrumentation Division, Kestrel Atmospheric Instrumentation Laboratory, New Delhi</w:t>
-            </w:r>
-          </w:p>
-          <w:p>
-            <w:pPr>
-              <w:pStyle w:val="RISBody"/>
-              <w:keepNext w:val="0"/>
-            </w:pPr>
-            <w:r>
-              <w:t>Responsible for upper-air observation instruments, the division workshop and the laboratory's IoT and AI/ML activities.</w:t>
-            </w:r>
-          </w:p>
-          <w:p>
-            <w:pPr>
-              <w:pStyle w:val="RISMeta"/>
-              <w:keepNext w:val="0"/>
-            </w:pPr>
-            <w:r>
-              <w:rPr>
-                <w:b/>
-              </w:rPr>
-              <w:t xml:space="preserve">Tools: </w:t>
-            </w:r>
-            <w:r>
-              <w:t>Python, PyTorch, MQTT, Node-RED, InfluxDB, Grafana, Docker</w:t>
-            </w:r>
-          </w:p>
-          <w:p>
-            <w:pPr>
-              <w:pStyle w:val="RISBullet"/>
-              <w:keepNext w:val="0"/>
-              <w:numPr>
-                <w:ilvl w:val="0"/>
-                <w:numId w:val="90"/>
-              </w:numPr>
-              <w:ind w:left="255" w:hanging="255"/>
-            </w:pPr>
-            <w:r>
-              <w:t>Lead a four-member AI/ML group developing lightweight super-resolution and detection models for UAV imagery, deployed on NVIDIA Jetson devices with TensorRT.</w:t>
-            </w:r>
-          </w:p>
-          <w:p>
-            <w:pPr>
-              <w:pStyle w:val="RISBullet"/>
-              <w:keepNext w:val="0"/>
-              <w:numPr>
-                <w:ilvl w:val="0"/>
-                <w:numId w:val="90"/>
-              </w:numPr>
-              <w:ind w:left="255" w:hanging="255"/>
-            </w:pPr>
-            <w:r>
-              <w:t>Led acceptance testing and commissioning of radiosonde ground-receiving systems at three observing stations, writing the test protocol and the defect-tracking procedure.</w:t>
-            </w:r>
-          </w:p>
-          <w:p>
-            <w:pPr>
-              <w:pStyle w:val="RISBullet"/>
-              <w:keepNext w:val="0"/>
-              <w:numPr>
-                <w:ilvl w:val="0"/>
-                <w:numId w:val="90"/>
-              </w:numPr>
-              <w:ind w:left="255" w:hanging="255"/>
-            </w:pPr>
-            <w:r>
-              <w:t>Designed and deployed an IoT monitoring network for laboratory infrastructure (ESP32 sensor nodes, MQTT, Node-RED, InfluxDB and Grafana dashboards) covering temperature, humidity and power quality.</w:t>
-            </w:r>
-          </w:p>
-          <w:p>
-            <w:pPr>
-              <w:pStyle w:val="RISBullet"/>
-              <w:keepNext w:val="0"/>
-              <w:numPr>
-                <w:ilvl w:val="0"/>
-                <w:numId w:val="90"/>
-              </w:numPr>
-              <w:ind w:left="255" w:hanging="255"/>
-            </w:pPr>
-            <w:r>
-              <w:t>Prepared technical specifications and served on bid-evaluation committees for instrument procurement through the Government e-Marketplace in line with the General Financial Rules.</w:t>
-            </w:r>
-          </w:p>
-          <w:p>
-            <w:pPr>
-              <w:pStyle w:val="RISBullet"/>
-              <w:keepNext w:val="0"/>
-              <w:numPr>
-                <w:ilvl w:val="0"/>
-                <w:numId w:val="90"/>
-              </w:numPr>
-              <w:ind w:left="255" w:hanging="255"/>
-            </w:pPr>
-            <w:r>
-              <w:t>Authored standard operating procedures for pre-flight checks and calibration of upper-air instruments used across the division.</w:t>
-            </w:r>
-          </w:p>
-          <w:p>
-            <w:pPr>
-              <w:pStyle w:val="RISChildTitle"/>
-              <w:keepNext w:val="0"/>
-              <w:tabs>
-                <w:tab w:pos="7018" w:val="right"/>
-              </w:tabs>
-              <w:ind w:left="255"/>
-            </w:pPr>
-            <w:r>
-              <w:rPr>
-                <w:i/>
-                <w:color w:val="53606C"/>
-              </w:rPr>
-              <w:t xml:space="preserve">Additional charge: </w:t>
-            </w:r>
-            <w:r>
-              <w:rPr>
-                <w:b/>
-              </w:rPr>
-              <w:t>Workshop In-charge</w:t>
-            </w:r>
-            <w:r>
-              <w:t>, Upper Air Division Workshop</w:t>
-            </w:r>
-            <w:r>
-              <w:tab/>
-            </w:r>
-            <w:r>
-              <w:t>Apr 2019 – Present</w:t>
-            </w:r>
-          </w:p>
-          <w:p>
-            <w:pPr>
-              <w:pStyle w:val="RISBody"/>
-              <w:keepNext w:val="0"/>
-              <w:ind w:left="255"/>
-            </w:pPr>
-            <w:r>
-              <w:t>Additional charge of the division workshop supporting instrument repair, fabrication and calibration.</w:t>
-            </w:r>
-          </w:p>
-          <w:p>
-            <w:pPr>
-              <w:pStyle w:val="RISBullet"/>
-              <w:keepNext w:val="0"/>
-              <w:numPr>
-                <w:ilvl w:val="1"/>
-                <w:numId w:val="90"/>
-              </w:numPr>
-              <w:ind w:left="510" w:hanging="255"/>
-            </w:pPr>
-            <w:r>
-              <w:t>Supervise technicians and plan preventive maintenance for workshop test equipment.</w:t>
-            </w:r>
-          </w:p>
-          <w:p>
-            <w:pPr>
-              <w:pStyle w:val="RISBullet"/>
-              <w:keepNext w:val="0"/>
-              <w:numPr>
-                <w:ilvl w:val="1"/>
-                <w:numId w:val="90"/>
-              </w:numPr>
-              <w:ind w:left="510" w:hanging="255"/>
-            </w:pPr>
-            <w:r>
-              <w:t>Introduced a job-card and spares-inventory system for instrument repairs and calibration work.</w:t>
-            </w:r>
-          </w:p>
-          <w:p>
-            <w:pPr>
-              <w:pStyle w:val="RISChildTitle"/>
-              <w:keepNext w:val="0"/>
-              <w:tabs>
-                <w:tab w:pos="7018" w:val="right"/>
-              </w:tabs>
-              <w:ind w:left="255"/>
-            </w:pPr>
-            <w:r>
-              <w:rPr>
-                <w:i/>
-                <w:color w:val="53606C"/>
-              </w:rPr>
-              <w:t xml:space="preserve">Nodal officer: </w:t>
-            </w:r>
-            <w:r>
-              <w:rPr>
-                <w:b/>
-              </w:rPr>
-              <w:t>Nodal Officer, IoT and AI/ML Initiatives</w:t>
-            </w:r>
-            <w:r>
-              <w:tab/>
-            </w:r>
-            <w:r>
-              <w:t>Jan 2021 – Present</w:t>
-            </w:r>
-          </w:p>
-          <w:p>
-            <w:pPr>
-              <w:spacing w:before="0" w:after="0" w:lineRule="exact" w:line="70"/>
-            </w:pPr>
-            <w:r>
-              <w:rPr>
-                <w:sz w:val="2"/>
-              </w:rPr>
-            </w:r>
-          </w:p>
-          <w:p>
-            <w:pPr>
-              <w:pStyle w:val="Heading2"/>
-              <w:keepNext w:val="0"/>
-              <w:tabs>
-                <w:tab w:pos="7018" w:val="right"/>
-              </w:tabs>
-            </w:pPr>
-            <w:r>
-              <w:rPr>
-                <w:b/>
-              </w:rPr>
-              <w:t>Senior Design Engineer</w:t>
-            </w:r>
-            <w:r>
-              <w:tab/>
-            </w:r>
-            <w:r>
-              <w:t>Jun 2004 – Jun 2016</w:t>
-            </w:r>
-          </w:p>
-          <w:p>
-            <w:pPr>
-              <w:pStyle w:val="RISEntrySub"/>
-              <w:keepNext w:val="0"/>
-            </w:pPr>
-            <w:r>
-              <w:rPr>
-                <w:i/>
-              </w:rPr>
-              <w:t>Avionics Integration Group, Halcyon Avionics Design Bureau, Bengaluru</w:t>
-            </w:r>
-          </w:p>
-          <w:p>
-            <w:pPr>
-              <w:pStyle w:val="RISBody"/>
-              <w:keepNext w:val="0"/>
-            </w:pPr>
-            <w:r>
-              <w:t>Integration and qualification testing of airborne electronics and UAV payloads.</w:t>
-            </w:r>
-          </w:p>
-          <w:p>
-            <w:pPr>
-              <w:pStyle w:val="RISMeta"/>
-              <w:keepNext w:val="0"/>
-            </w:pPr>
-            <w:r>
-              <w:rPr>
-                <w:b/>
-              </w:rPr>
-              <w:t xml:space="preserve">Tools: </w:t>
-            </w:r>
-            <w:r>
-              <w:t>MIL-STD-1553, ARINC 429, LabVIEW, C, MATLAB</w:t>
-            </w:r>
-          </w:p>
-          <w:p>
-            <w:pPr>
-              <w:pStyle w:val="RISBullet"/>
-              <w:keepNext w:val="0"/>
-              <w:numPr>
-                <w:ilvl w:val="0"/>
-                <w:numId w:val="90"/>
-              </w:numPr>
-              <w:ind w:left="255" w:hanging="255"/>
-            </w:pPr>
-            <w:r>
-              <w:t>Developed payload interface electronics for a fixed-wing UAV electro-optical sensor and supported its ground and flight trials.</w:t>
-            </w:r>
-          </w:p>
-          <w:p>
-            <w:pPr>
-              <w:pStyle w:val="RISBullet"/>
-              <w:keepNext w:val="0"/>
-              <w:numPr>
-                <w:ilvl w:val="0"/>
-                <w:numId w:val="90"/>
-              </w:numPr>
-              <w:ind w:left="255" w:hanging="255"/>
-            </w:pPr>
-            <w:r>
-              <w:t>Integrated mission-computer and display units on MIL-STD-1553 avionics buses and built the automated test rig used for bench validation.</w:t>
-            </w:r>
-          </w:p>
-          <w:p>
-            <w:pPr>
-              <w:pStyle w:val="RISBullet"/>
-              <w:keepNext w:val="0"/>
-              <w:numPr>
-                <w:ilvl w:val="0"/>
-                <w:numId w:val="90"/>
-              </w:numPr>
-              <w:ind w:left="255" w:hanging="255"/>
-            </w:pPr>
-            <w:r>
-              <w:t>Planned environmental qualification (MIL-STD-810 vibration, temperature and humidity) for line-replaceable units and documented the test results.</w:t>
-            </w:r>
-          </w:p>
-          <w:p>
-            <w:pPr>
-              <w:spacing w:before="0" w:after="0" w:lineRule="exact" w:line="70"/>
-            </w:pPr>
-            <w:r>
-              <w:rPr>
-                <w:sz w:val="2"/>
-              </w:rPr>
-            </w:r>
-          </w:p>
-          <w:p>
-            <w:pPr>
-              <w:pStyle w:val="Heading2"/>
-              <w:keepNext w:val="0"/>
-              <w:tabs>
-                <w:tab w:pos="7018" w:val="right"/>
-              </w:tabs>
-            </w:pPr>
-            <w:r>
-              <w:rPr>
-                <w:b/>
-              </w:rPr>
-              <w:t>Graduate Engineer</w:t>
-            </w:r>
-            <w:r>
-              <w:tab/>
-            </w:r>
-            <w:r>
-              <w:t>Aug 2002 – May 2004</w:t>
-            </w:r>
-          </w:p>
-          <w:p>
-            <w:pPr>
-              <w:pStyle w:val="RISEntrySub"/>
-              <w:keepNext w:val="0"/>
-            </w:pPr>
-            <w:r>
-              <w:rPr>
-                <w:i/>
-              </w:rPr>
-              <w:t>Test Systems Group, Meridian Electronics Limited, Bengaluru</w:t>
-            </w:r>
-          </w:p>
-          <w:p>
-            <w:pPr>
-              <w:pStyle w:val="RISBody"/>
-              <w:keepNext w:val="0"/>
-            </w:pPr>
-            <w:r>
-              <w:t>Built automated test equipment for avionics line-replaceable units.</w:t>
-            </w:r>
-          </w:p>
-          <w:p>
-            <w:pPr>
-              <w:pStyle w:val="RISMeta"/>
-              <w:keepNext w:val="0"/>
-            </w:pPr>
-            <w:r>
-              <w:rPr>
-                <w:b/>
-              </w:rPr>
-              <w:t xml:space="preserve">Tools: </w:t>
-            </w:r>
-            <w:r>
-              <w:t>LabVIEW, C</w:t>
-            </w:r>
-          </w:p>
-          <w:p>
-            <w:pPr>
-              <w:pStyle w:val="RISBullet"/>
-              <w:keepNext w:val="0"/>
-              <w:numPr>
-                <w:ilvl w:val="0"/>
-                <w:numId w:val="90"/>
-              </w:numPr>
-              <w:ind w:left="255" w:hanging="255"/>
-            </w:pPr>
-            <w:r>
-              <w:t>Developed LabVIEW test sequences for power-supply and interface boards of avionics units.</w:t>
-            </w:r>
-          </w:p>
-          <w:p>
-            <w:pPr>
-              <w:spacing w:before="0" w:after="0" w:lineRule="exact" w:line="70"/>
-            </w:pPr>
-            <w:r>
-              <w:rPr>
-                <w:sz w:val="2"/>
-              </w:rPr>
             </w:r>
           </w:p>
           <w:p>
@@ -1465,6 +1027,444 @@
             </w:pPr>
             <w:r>
               <w:t>Continuous monitoring with automated alerts replaced manual twice-daily readings.</w:t>
+            </w:r>
+          </w:p>
+          <w:p>
+            <w:pPr>
+              <w:spacing w:before="0" w:after="0" w:lineRule="exact" w:line="70"/>
+            </w:pPr>
+            <w:r>
+              <w:rPr>
+                <w:sz w:val="2"/>
+              </w:rPr>
+            </w:r>
+          </w:p>
+          <w:p>
+            <w:pPr>
+              <w:pStyle w:val="Heading1"/>
+              <w:keepNext w:val="0"/>
+              <w:pBdr>
+                <w:left w:val="single" w:sz="24" w:space="4" w:color="2D3E50"/>
+              </w:pBdr>
+            </w:pPr>
+            <w:r>
+              <w:t>PROFESSIONAL EXPERIENCE</w:t>
+            </w:r>
+          </w:p>
+          <w:p>
+            <w:pPr>
+              <w:pStyle w:val="Heading2"/>
+              <w:keepNext w:val="0"/>
+              <w:tabs>
+                <w:tab w:pos="7018" w:val="right"/>
+              </w:tabs>
+            </w:pPr>
+            <w:r>
+              <w:rPr>
+                <w:b/>
+              </w:rPr>
+              <w:t>Scientist E</w:t>
+            </w:r>
+            <w:r>
+              <w:tab/>
+            </w:r>
+            <w:r>
+              <w:t>Jul 2016 – Present</w:t>
+            </w:r>
+          </w:p>
+          <w:p>
+            <w:pPr>
+              <w:pStyle w:val="RISEntrySub"/>
+              <w:keepNext w:val="0"/>
+            </w:pPr>
+            <w:r>
+              <w:rPr>
+                <w:i/>
+              </w:rPr>
+              <w:t>Upper Air Instrumentation Division, Kestrel Atmospheric Instrumentation Laboratory, New Delhi</w:t>
+            </w:r>
+          </w:p>
+          <w:p>
+            <w:pPr>
+              <w:pStyle w:val="RISBody"/>
+              <w:keepNext w:val="0"/>
+            </w:pPr>
+            <w:r>
+              <w:t>Responsible for upper-air observation instruments, the division workshop and the laboratory's IoT and AI/ML activities.</w:t>
+            </w:r>
+          </w:p>
+          <w:p>
+            <w:pPr>
+              <w:pStyle w:val="RISMeta"/>
+              <w:keepNext w:val="0"/>
+            </w:pPr>
+            <w:r>
+              <w:rPr>
+                <w:b/>
+              </w:rPr>
+              <w:t xml:space="preserve">Tools: </w:t>
+            </w:r>
+            <w:r>
+              <w:t>Python, PyTorch, MQTT, Node-RED, InfluxDB, Grafana, Docker</w:t>
+            </w:r>
+          </w:p>
+          <w:p>
+            <w:pPr>
+              <w:pStyle w:val="RISBullet"/>
+              <w:keepNext w:val="0"/>
+              <w:numPr>
+                <w:ilvl w:val="0"/>
+                <w:numId w:val="90"/>
+              </w:numPr>
+              <w:ind w:left="255" w:hanging="255"/>
+            </w:pPr>
+            <w:r>
+              <w:t>Lead a four-member AI/ML group developing lightweight super-resolution and detection models for UAV imagery, deployed on NVIDIA Jetson devices with TensorRT.</w:t>
+            </w:r>
+          </w:p>
+          <w:p>
+            <w:pPr>
+              <w:pStyle w:val="RISBullet"/>
+              <w:keepNext w:val="0"/>
+              <w:numPr>
+                <w:ilvl w:val="0"/>
+                <w:numId w:val="90"/>
+              </w:numPr>
+              <w:ind w:left="255" w:hanging="255"/>
+            </w:pPr>
+            <w:r>
+              <w:t>Led acceptance testing and commissioning of radiosonde ground-receiving systems at three observing stations, writing the test protocol and the defect-tracking procedure.</w:t>
+            </w:r>
+          </w:p>
+          <w:p>
+            <w:pPr>
+              <w:pStyle w:val="RISBullet"/>
+              <w:keepNext w:val="0"/>
+              <w:numPr>
+                <w:ilvl w:val="0"/>
+                <w:numId w:val="90"/>
+              </w:numPr>
+              <w:ind w:left="255" w:hanging="255"/>
+            </w:pPr>
+            <w:r>
+              <w:t>Designed and deployed an IoT monitoring network for laboratory infrastructure (ESP32 sensor nodes, MQTT, Node-RED, InfluxDB and Grafana dashboards) covering temperature, humidity and power quality.</w:t>
+            </w:r>
+          </w:p>
+          <w:p>
+            <w:pPr>
+              <w:pStyle w:val="RISBullet"/>
+              <w:keepNext w:val="0"/>
+              <w:numPr>
+                <w:ilvl w:val="0"/>
+                <w:numId w:val="90"/>
+              </w:numPr>
+              <w:ind w:left="255" w:hanging="255"/>
+            </w:pPr>
+            <w:r>
+              <w:t>Prepared technical specifications and served on bid-evaluation committees for instrument procurement through the Government e-Marketplace in line with the General Financial Rules.</w:t>
+            </w:r>
+          </w:p>
+          <w:p>
+            <w:pPr>
+              <w:pStyle w:val="RISBullet"/>
+              <w:keepNext w:val="0"/>
+              <w:numPr>
+                <w:ilvl w:val="0"/>
+                <w:numId w:val="90"/>
+              </w:numPr>
+              <w:ind w:left="255" w:hanging="255"/>
+            </w:pPr>
+            <w:r>
+              <w:t>Authored standard operating procedures for pre-flight checks and calibration of upper-air instruments used across the division.</w:t>
+            </w:r>
+          </w:p>
+          <w:p>
+            <w:pPr>
+              <w:pStyle w:val="RISChildTitle"/>
+              <w:keepNext w:val="0"/>
+              <w:tabs>
+                <w:tab w:pos="7018" w:val="right"/>
+              </w:tabs>
+              <w:ind w:left="255"/>
+            </w:pPr>
+            <w:r>
+              <w:rPr>
+                <w:i/>
+                <w:color w:val="53606C"/>
+              </w:rPr>
+              <w:t xml:space="preserve">Additional charge: </w:t>
+            </w:r>
+            <w:r>
+              <w:rPr>
+                <w:b/>
+              </w:rPr>
+              <w:t>Workshop In-charge</w:t>
+            </w:r>
+            <w:r>
+              <w:t>, Upper Air Division Workshop</w:t>
+            </w:r>
+            <w:r>
+              <w:tab/>
+            </w:r>
+            <w:r>
+              <w:t>Apr 2019 – Present</w:t>
+            </w:r>
+          </w:p>
+          <w:p>
+            <w:pPr>
+              <w:pStyle w:val="RISBody"/>
+              <w:keepNext w:val="0"/>
+              <w:ind w:left="255"/>
+            </w:pPr>
+            <w:r>
+              <w:t>Additional charge of the division workshop supporting instrument repair, fabrication and calibration.</w:t>
+            </w:r>
+          </w:p>
+          <w:p>
+            <w:pPr>
+              <w:pStyle w:val="RISBullet"/>
+              <w:keepNext w:val="0"/>
+              <w:numPr>
+                <w:ilvl w:val="1"/>
+                <w:numId w:val="90"/>
+              </w:numPr>
+              <w:ind w:left="510" w:hanging="255"/>
+            </w:pPr>
+            <w:r>
+              <w:t>Introduced a job-card and spares-inventory system for instrument repairs and calibration work.</w:t>
+            </w:r>
+          </w:p>
+          <w:p>
+            <w:pPr>
+              <w:pStyle w:val="RISBullet"/>
+              <w:keepNext w:val="0"/>
+              <w:numPr>
+                <w:ilvl w:val="1"/>
+                <w:numId w:val="90"/>
+              </w:numPr>
+              <w:ind w:left="510" w:hanging="255"/>
+            </w:pPr>
+            <w:r>
+              <w:t>Supervise technicians and plan preventive maintenance for workshop test equipment.</w:t>
+            </w:r>
+          </w:p>
+          <w:p>
+            <w:pPr>
+              <w:pStyle w:val="RISChildTitle"/>
+              <w:keepNext w:val="0"/>
+              <w:tabs>
+                <w:tab w:pos="7018" w:val="right"/>
+              </w:tabs>
+              <w:ind w:left="255"/>
+            </w:pPr>
+            <w:r>
+              <w:rPr>
+                <w:i/>
+                <w:color w:val="53606C"/>
+              </w:rPr>
+              <w:t xml:space="preserve">Nodal officer: </w:t>
+            </w:r>
+            <w:r>
+              <w:rPr>
+                <w:b/>
+              </w:rPr>
+              <w:t>Nodal Officer, IoT and AI/ML Initiatives</w:t>
+            </w:r>
+            <w:r>
+              <w:tab/>
+            </w:r>
+            <w:r>
+              <w:t>Jan 2021 – Present</w:t>
+            </w:r>
+          </w:p>
+          <w:p>
+            <w:pPr>
+              <w:spacing w:before="0" w:after="0" w:lineRule="exact" w:line="70"/>
+            </w:pPr>
+            <w:r>
+              <w:rPr>
+                <w:sz w:val="2"/>
+              </w:rPr>
+            </w:r>
+          </w:p>
+          <w:p>
+            <w:pPr>
+              <w:pStyle w:val="Heading2"/>
+              <w:keepNext w:val="0"/>
+              <w:tabs>
+                <w:tab w:pos="7018" w:val="right"/>
+              </w:tabs>
+            </w:pPr>
+            <w:r>
+              <w:rPr>
+                <w:b/>
+              </w:rPr>
+              <w:t>Senior Design Engineer</w:t>
+            </w:r>
+            <w:r>
+              <w:tab/>
+            </w:r>
+            <w:r>
+              <w:t>Jun 2004 – Jun 2016</w:t>
+            </w:r>
+          </w:p>
+          <w:p>
+            <w:pPr>
+              <w:pStyle w:val="RISEntrySub"/>
+              <w:keepNext w:val="0"/>
+            </w:pPr>
+            <w:r>
+              <w:rPr>
+                <w:i/>
+              </w:rPr>
+              <w:t>Avionics Integration Group, Halcyon Avionics Design Bureau, Bengaluru</w:t>
+            </w:r>
+          </w:p>
+          <w:p>
+            <w:pPr>
+              <w:pStyle w:val="RISBody"/>
+              <w:keepNext w:val="0"/>
+            </w:pPr>
+            <w:r>
+              <w:t>Integration and qualification testing of airborne electronics and UAV payloads.</w:t>
+            </w:r>
+          </w:p>
+          <w:p>
+            <w:pPr>
+              <w:pStyle w:val="RISMeta"/>
+              <w:keepNext w:val="0"/>
+            </w:pPr>
+            <w:r>
+              <w:rPr>
+                <w:b/>
+              </w:rPr>
+              <w:t xml:space="preserve">Tools: </w:t>
+            </w:r>
+            <w:r>
+              <w:t>MIL-STD-1553, ARINC 429, LabVIEW, C, MATLAB</w:t>
+            </w:r>
+          </w:p>
+          <w:p>
+            <w:pPr>
+              <w:pStyle w:val="RISBullet"/>
+              <w:keepNext w:val="0"/>
+              <w:numPr>
+                <w:ilvl w:val="0"/>
+                <w:numId w:val="90"/>
+              </w:numPr>
+              <w:ind w:left="255" w:hanging="255"/>
+            </w:pPr>
+            <w:r>
+              <w:t>Developed payload interface electronics for a fixed-wing UAV electro-optical sensor and supported its ground and flight trials.</w:t>
+            </w:r>
+          </w:p>
+          <w:p>
+            <w:pPr>
+              <w:pStyle w:val="RISBullet"/>
+              <w:keepNext w:val="0"/>
+              <w:numPr>
+                <w:ilvl w:val="0"/>
+                <w:numId w:val="90"/>
+              </w:numPr>
+              <w:ind w:left="255" w:hanging="255"/>
+            </w:pPr>
+            <w:r>
+              <w:t>Integrated mission-computer and display units on MIL-STD-1553 avionics buses and built the automated test rig used for bench validation.</w:t>
+            </w:r>
+          </w:p>
+          <w:p>
+            <w:pPr>
+              <w:pStyle w:val="RISBullet"/>
+              <w:keepNext w:val="0"/>
+              <w:numPr>
+                <w:ilvl w:val="0"/>
+                <w:numId w:val="90"/>
+              </w:numPr>
+              <w:ind w:left="255" w:hanging="255"/>
+            </w:pPr>
+            <w:r>
+              <w:t>Mentored graduate engineer trainees on avionics bus protocols and test documentation.</w:t>
+            </w:r>
+          </w:p>
+          <w:p>
+            <w:pPr>
+              <w:spacing w:before="0" w:after="0" w:lineRule="exact" w:line="70"/>
+            </w:pPr>
+            <w:r>
+              <w:rPr>
+                <w:sz w:val="2"/>
+              </w:rPr>
+            </w:r>
+          </w:p>
+          <w:p>
+            <w:pPr>
+              <w:pStyle w:val="Heading2"/>
+              <w:keepNext w:val="0"/>
+              <w:tabs>
+                <w:tab w:pos="7018" w:val="right"/>
+              </w:tabs>
+            </w:pPr>
+            <w:r>
+              <w:rPr>
+                <w:b/>
+              </w:rPr>
+              <w:t>Graduate Engineer</w:t>
+            </w:r>
+            <w:r>
+              <w:tab/>
+            </w:r>
+            <w:r>
+              <w:t>Aug 2002 – May 2004</w:t>
+            </w:r>
+          </w:p>
+          <w:p>
+            <w:pPr>
+              <w:pStyle w:val="RISEntrySub"/>
+              <w:keepNext w:val="0"/>
+            </w:pPr>
+            <w:r>
+              <w:rPr>
+                <w:i/>
+              </w:rPr>
+              <w:t>Test Systems Group, Meridian Electronics Limited, Bengaluru</w:t>
+            </w:r>
+          </w:p>
+          <w:p>
+            <w:pPr>
+              <w:pStyle w:val="RISBody"/>
+              <w:keepNext w:val="0"/>
+            </w:pPr>
+            <w:r>
+              <w:t>Built automated test equipment for avionics line-replaceable units.</w:t>
+            </w:r>
+          </w:p>
+          <w:p>
+            <w:pPr>
+              <w:pStyle w:val="RISMeta"/>
+              <w:keepNext w:val="0"/>
+            </w:pPr>
+            <w:r>
+              <w:rPr>
+                <w:b/>
+              </w:rPr>
+              <w:t xml:space="preserve">Tools: </w:t>
+            </w:r>
+            <w:r>
+              <w:t>LabVIEW, C</w:t>
+            </w:r>
+          </w:p>
+          <w:p>
+            <w:pPr>
+              <w:pStyle w:val="RISBullet"/>
+              <w:keepNext w:val="0"/>
+              <w:numPr>
+                <w:ilvl w:val="0"/>
+                <w:numId w:val="90"/>
+              </w:numPr>
+              <w:ind w:left="255" w:hanging="255"/>
+            </w:pPr>
+            <w:r>
+              <w:t>Developed LabVIEW test sequences for power-supply and interface boards of avionics units.</w:t>
             </w:r>
           </w:p>
           <w:p>
